--- a/RFI-Docs/LA Post 12-10-24--Research reveals new hope for military personnel’s mental health.docx
+++ b/RFI-Docs/LA Post 12-10-24--Research reveals new hope for military personnel’s mental health.docx
@@ -4,7 +4,122 @@
   <w:body>
     <w:p>
       <w:pPr>
+        <w:jc w:val="left"/>
+      </w:pPr>
+      <w:r>
+        <w:rPr>
+          <w:color w:val="646464"/>
+          <w:sz w:val="18"/>
+        </w:rPr>
+        <w:t>Document: LA Post 12-10-24--Research reveals new hope for military personnel’s mental health.docx</w:t>
+      </w:r>
+    </w:p>
+    <w:p>
+      <w:pPr>
+        <w:jc w:val="left"/>
+      </w:pPr>
+      <w:r>
+        <w:rPr>
+          <w:color w:val="646464"/>
+          <w:sz w:val="18"/>
+        </w:rPr>
+        <w:t>Title: LA Post 12-10-24--Research reveals new hope for military personnel’s mental health</w:t>
+      </w:r>
+    </w:p>
+    <w:p>
+      <w:pPr>
+        <w:jc w:val="left"/>
+      </w:pPr>
+      <w:r>
+        <w:rPr>
+          <w:color w:val="646464"/>
+          <w:sz w:val="18"/>
+        </w:rPr>
+        <w:t>Topic: Psychedelics | Type: News Articles</w:t>
+      </w:r>
+    </w:p>
+    <w:p>
+      <w:pPr>
+        <w:jc w:val="left"/>
+      </w:pPr>
+      <w:r>
+        <w:rPr>
+          <w:color w:val="646464"/>
+          <w:sz w:val="18"/>
+        </w:rPr>
+        <w:t>Created: 2024-12-12 | By: Richman, Michael (VACO)</w:t>
+      </w:r>
+    </w:p>
+    <w:p>
+      <w:pPr>
+        <w:jc w:val="left"/>
+      </w:pPr>
+      <w:r>
+        <w:rPr>
+          <w:color w:val="646464"/>
+          <w:sz w:val="18"/>
+        </w:rPr>
+        <w:t>Modified: 2024-12-12 | By: Richman, Michael (VACO)</w:t>
+      </w:r>
+    </w:p>
+    <w:p>
+      <w:pPr>
+        <w:jc w:val="left"/>
+      </w:pPr>
+      <w:r>
+        <w:rPr>
+          <w:color w:val="C8C8C8"/>
+          <w:sz w:val="16"/>
+        </w:rPr>
+        <w:t>────────────────────────────────────────────────────────────────────────────────</w:t>
+      </w:r>
+    </w:p>
+    <w:p>
+      <w:pPr>
+        <w:jc w:val="left"/>
+      </w:pPr>
+      <w:r/>
+    </w:p>
+    <w:p>
+      <w:pPr>
+        <w:jc w:val="left"/>
+      </w:pPr>
+      <w:r>
+        <w:rPr>
+          <w:color w:val="646464"/>
+          <w:sz w:val="18"/>
+        </w:rPr>
+        <w:t>Topic: Psychedelics | Type: News Articles</w:t>
+      </w:r>
+    </w:p>
+    <w:p>
+      <w:pPr>
+        <w:jc w:val="left"/>
+      </w:pPr>
+      <w:r>
+        <w:rPr>
+          <w:color w:val="646464"/>
+          <w:sz w:val="18"/>
+        </w:rPr>
+        <w:t>Created: 2024-12-12 | By: Richman, Michael (VACO)</w:t>
+      </w:r>
+    </w:p>
+    <w:p>
+      <w:pPr>
+        <w:jc w:val="left"/>
+      </w:pPr>
+      <w:r>
+        <w:rPr>
+          <w:color w:val="646464"/>
+          <w:sz w:val="18"/>
+        </w:rPr>
+        <w:t>Modified: 2024-12-12 | By: Richman, Michael (VACO)</w:t>
+      </w:r>
+    </w:p>
+    <w:p>
+      <w:pPr>
         <w:spacing w:before="100" w:beforeAutospacing="1" w:after="100" w:afterAutospacing="1" w:line="240" w:lineRule="auto"/>
+        <w:jc w:val="left"/>
         <w:textAlignment w:val="center"/>
         <w:outlineLvl w:val="0"/>
         <w:rPr>
@@ -18,91 +133,10 @@
       </w:pPr>
       <w:r>
         <w:rPr>
-          <w:rFonts w:ascii="Verdana" w:eastAsia="Times New Roman" w:hAnsi="Verdana" w:cs="Times New Roman"/>
-          <w:color w:val="000000"/>
-          <w:kern w:val="36"/>
-          <w:sz w:val="48"/>
-          <w:szCs w:val="48"/>
-          <w14:ligatures w14:val="none"/>
-        </w:rPr>
-        <w:t>Research reveals new hope for military personnel’s mental health</w:t>
-      </w:r>
-      <w:r>
-        <w:rPr>
-          <w:rFonts w:ascii="Verdana" w:eastAsia="Times New Roman" w:hAnsi="Verdana" w:cs="Times New Roman"/>
-          <w:noProof/>
-          <w:color w:val="000000"/>
-          <w:kern w:val="0"/>
-          <w:sz w:val="24"/>
-          <w:szCs w:val="24"/>
-          <w14:ligatures w14:val="none"/>
-        </w:rPr>
-        <mc:AlternateContent>
-          <mc:Choice Requires="wps">
-            <w:drawing>
-              <wp:inline distT="0" distB="0" distL="0" distR="0" wp14:anchorId="7FD69664" wp14:editId="7F7DF5D4">
-                <wp:extent cx="306705" cy="306705"/>
-                <wp:effectExtent l="0" t="0" r="0" b="0"/>
-                <wp:docPr id="872855248" name="Rectangle 2"/>
-                <wp:cNvGraphicFramePr>
-                  <a:graphicFrameLocks xmlns:a="http://schemas.openxmlformats.org/drawingml/2006/main" noChangeAspect="1"/>
-                </wp:cNvGraphicFramePr>
-                <a:graphic xmlns:a="http://schemas.openxmlformats.org/drawingml/2006/main">
-                  <a:graphicData uri="http://schemas.microsoft.com/office/word/2010/wordprocessingShape">
-                    <wps:wsp>
-                      <wps:cNvSpPr>
-                        <a:spLocks noChangeAspect="1" noChangeArrowheads="1"/>
-                      </wps:cNvSpPr>
-                      <wps:spPr bwMode="auto">
-                        <a:xfrm>
-                          <a:off x="0" y="0"/>
-                          <a:ext cx="306705" cy="306705"/>
-                        </a:xfrm>
-                        <a:prstGeom prst="rect">
-                          <a:avLst/>
-                        </a:prstGeom>
-                        <a:noFill/>
-                        <a:ln>
-                          <a:noFill/>
-                        </a:ln>
-                        <a:extLst>
-                          <a:ext uri="{909E8E84-426E-40DD-AFC4-6F175D3DCCD1}">
-                            <a14:hiddenFill xmlns:a14="http://schemas.microsoft.com/office/drawing/2010/main">
-                              <a:solidFill>
-                                <a:srgbClr val="FFFFFF"/>
-                              </a:solidFill>
-                            </a14:hiddenFill>
-                          </a:ext>
-                          <a:ext uri="{91240B29-F687-4F45-9708-019B960494DF}">
-                            <a14:hiddenLine xmlns:a14="http://schemas.microsoft.com/office/drawing/2010/main" w="9525">
-                              <a:solidFill>
-                                <a:srgbClr val="000000"/>
-                              </a:solidFill>
-                              <a:miter lim="800000"/>
-                              <a:headEnd/>
-                              <a:tailEnd/>
-                            </a14:hiddenLine>
-                          </a:ext>
-                        </a:extLst>
-                      </wps:spPr>
-                      <wps:bodyPr rot="0" vert="horz" wrap="square" lIns="91440" tIns="45720" rIns="91440" bIns="45720" anchor="t" anchorCtr="0" upright="1">
-                        <a:noAutofit/>
-                      </wps:bodyPr>
-                    </wps:wsp>
-                  </a:graphicData>
-                </a:graphic>
-              </wp:inline>
-            </w:drawing>
-          </mc:Choice>
-          <mc:Fallback>
-            <w:pict>
-              <v:rect w14:anchorId="238FA8FF" id="Rectangle 2" o:spid="_x0000_s1026" style="width:24.15pt;height:24.15pt;visibility:visible;mso-wrap-style:square;mso-left-percent:-10001;mso-top-percent:-10001;mso-position-horizontal:absolute;mso-position-horizontal-relative:char;mso-position-vertical:absolute;mso-position-vertical-relative:line;mso-left-percent:-10001;mso-top-percent:-10001;v-text-anchor:top" o:gfxdata="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" filled="f" stroked="f">
-                <o:lock v:ext="edit" aspectratio="t"/>
-                <w10:anchorlock/>
-              </v:rect>
-            </w:pict>
-          </mc:Fallback>
-        </mc:AlternateContent>
+          <w:color w:val="C8C8C8"/>
+          <w:sz w:val="16"/>
+        </w:rPr>
+        <w:t>────────────────────────────────────────────────────────────────────────────────</w:t>
       </w:r>
     </w:p>
     <w:p>
@@ -120,53 +154,7 @@
           <w14:ligatures w14:val="none"/>
         </w:rPr>
       </w:pPr>
-      <w:r>
-        <w:rPr>
-          <w:rFonts w:ascii="inherit" w:eastAsia="Times New Roman" w:hAnsi="inherit" w:cs="Times New Roman"/>
-          <w:b/>
-          <w:bCs/>
-          <w:color w:val="000000"/>
-          <w:kern w:val="0"/>
-          <w:sz w:val="20"/>
-          <w:szCs w:val="20"/>
-          <w14:ligatures w14:val="none"/>
-        </w:rPr>
-        <w:t>By </w:t>
-      </w:r>
-      <w:hyperlink r:id="rId5" w:tooltip="Posts by CNN Newsource" w:history="1">
-        <w:r>
-          <w:rPr>
-            <w:rFonts w:ascii="inherit" w:eastAsia="Times New Roman" w:hAnsi="inherit" w:cs="Times New Roman"/>
-            <w:b/>
-            <w:bCs/>
-            <w:color w:val="4A90E2"/>
-            <w:kern w:val="0"/>
-            <w:sz w:val="20"/>
-            <w:szCs w:val="20"/>
-            <w:u w:val="single"/>
-            <w:bdr w:val="none" w:sz="0" w:space="0" w:color="auto" w:frame="1"/>
-            <w14:ligatures w14:val="none"/>
-          </w:rPr>
-          <w:t xml:space="preserve">CNN </w:t>
-        </w:r>
-        <w:proofErr w:type="spellStart"/>
-        <w:r>
-          <w:rPr>
-            <w:rFonts w:ascii="inherit" w:eastAsia="Times New Roman" w:hAnsi="inherit" w:cs="Times New Roman"/>
-            <w:b/>
-            <w:bCs/>
-            <w:color w:val="4A90E2"/>
-            <w:kern w:val="0"/>
-            <w:sz w:val="20"/>
-            <w:szCs w:val="20"/>
-            <w:u w:val="single"/>
-            <w:bdr w:val="none" w:sz="0" w:space="0" w:color="auto" w:frame="1"/>
-            <w14:ligatures w14:val="none"/>
-          </w:rPr>
-          <w:t>Newsource</w:t>
-        </w:r>
-        <w:proofErr w:type="spellEnd"/>
-      </w:hyperlink>
+      <w:r/>
     </w:p>
     <w:p>
       <w:pPr>
